--- a/Software Validation from Datasets/Evaluation Tool/docs/automated_evaluation/Word Documents/99_operational_launch_readiness.docx
+++ b/Software Validation from Datasets/Evaluation Tool/docs/automated_evaluation/Word Documents/99_operational_launch_readiness.docx
@@ -33,7 +33,7 @@
     </w:p>
     <w:p>
       <w:r>
-        <w:t>The CPU and CUDA implementations are supported and isolated. Machine A CUDA has real evaluator/VRAM/benchmark evidence; CPU has preserved real evaluator evidence and must be revalidated in a new final clone. Both become machine-ready only after post-commit complete preflight. Machine B and scientific gate evidence do not yet exist.</w:t>
+        <w:t>The CPU and CUDA implementations are supported and isolated. Machine A has separate final clean-clone environment, real evaluator, release-binding, and complete-preflight evidence for both modes. Machine B and scientific gate evidence do not yet exist.</w:t>
       </w:r>
     </w:p>
     <w:p>
@@ -209,7 +209,7 @@
               <w:rPr>
                 <w:sz w:val="14"/>
               </w:rPr>
-              <w:t>Preserved real smoke; new clean clone pending</w:t>
+              <w:t>Passed in new clean clone</w:t>
             </w:r>
           </w:p>
         </w:tc>
@@ -255,7 +255,7 @@
               <w:rPr>
                 <w:sz w:val="14"/>
               </w:rPr>
-              <w:t>CPU launch blocked until both pass</w:t>
+              <w:t>CPU launch blocked until B passes</w:t>
             </w:r>
           </w:p>
         </w:tc>
@@ -491,7 +491,7 @@
               <w:rPr>
                 <w:sz w:val="14"/>
               </w:rPr>
-              <w:t>Passed</w:t>
+              <w:t>Passed in both Machine A clones</w:t>
             </w:r>
           </w:p>
         </w:tc>
@@ -585,7 +585,7 @@
               <w:rPr>
                 <w:sz w:val="14"/>
               </w:rPr>
-              <w:t>Development check passed except dirty worktree; clean clone pending</w:t>
+              <w:t>Passed for CPU and CUDA: 20/20, 12,368 items, zero blockers</w:t>
             </w:r>
           </w:p>
         </w:tc>
@@ -679,7 +679,7 @@
               <w:rPr>
                 <w:sz w:val="14"/>
               </w:rPr>
-              <w:t>Candidate frozen; final commit binding pending</w:t>
+              <w:t>Passed in both Machine A clones; runtime binding matched checkout</w:t>
             </w:r>
           </w:p>
         </w:tc>
@@ -990,30 +990,6 @@
         <w:pStyle w:val="ListNumber"/>
       </w:pPr>
       <w:r>
-        <w:t>Final committed checkout reproduced in the separate CPU and GPU Machine A validation clones.</w:t>
-      </w:r>
-    </w:p>
-    <w:p>
-      <w:pPr>
-        <w:pStyle w:val="ListNumber"/>
-      </w:pPr>
-      <w:r>
-        <w:t>Each selected runtime binding names that exact commit.</w:t>
-      </w:r>
-    </w:p>
-    <w:p>
-      <w:pPr>
-        <w:pStyle w:val="ListNumber"/>
-      </w:pPr>
-      <w:r>
-        <w:t>The selected clean-clone Machine A report says READY_TO_LAUNCH for 20/20 scenarios.</w:t>
-      </w:r>
-    </w:p>
-    <w:p>
-      <w:pPr>
-        <w:pStyle w:val="ListNumber"/>
-      </w:pPr>
-      <w:r>
         <w:t>Machine B environment, real smoke, bounded measurement, and 21/21 preflight pass.</w:t>
       </w:r>
     </w:p>
@@ -1022,7 +998,15 @@
         <w:pStyle w:val="ListNumber"/>
       </w:pPr>
       <w:r>
-        <w:t>Both release bindings and assignment sets agree.</w:t>
+        <w:t>Both workers select one coherent CPU or CUDA campaign and their final release bindings name the same approved commit.</w:t>
+      </w:r>
+    </w:p>
+    <w:p>
+      <w:pPr>
+        <w:pStyle w:val="ListNumber"/>
+      </w:pPr>
+      <w:r>
+        <w:t>Both assignment sets agree, cover 41 scenarios, and have zero overlap.</w:t>
       </w:r>
     </w:p>
     <w:p>
